--- a/downloads/Akhilesh_Mishra_Python_Full_Stack_Classic.docx
+++ b/downloads/Akhilesh_Mishra_Python_Full_Stack_Classic.docx
@@ -361,7 +361,7 @@
           <w:color w:val="333333"/>
           <w:sz w:val="20"/>
         </w:rPr>
-        <w:t>), including OTP verification.</w:t>
+        <w:t>), including OTP verification, reducing authentication latency by 50%.</w:t>
       </w:r>
     </w:p>
     <w:p>
@@ -410,7 +410,7 @@
           <w:color w:val="333333"/>
           <w:sz w:val="20"/>
         </w:rPr>
-        <w:t xml:space="preserve"> to handle high-volume wallet ledger records.</w:t>
+        <w:t>, reducing processing bottlenecks by 35% under peak traffic.</w:t>
       </w:r>
     </w:p>
     <w:p>
@@ -459,7 +459,7 @@
           <w:color w:val="333333"/>
           <w:sz w:val="20"/>
         </w:rPr>
-        <w:t xml:space="preserve"> database schemas using indexing and query partitioning, lowering transaction query latency.</w:t>
+        <w:t xml:space="preserve"> database schemas using indexing and query partitioning, lowering transaction query latency by 45%.</w:t>
       </w:r>
     </w:p>
     <w:p>
@@ -491,7 +491,7 @@
           <w:color w:val="333333"/>
           <w:sz w:val="20"/>
         </w:rPr>
-        <w:t xml:space="preserve"> to stream live status updates.</w:t>
+        <w:t xml:space="preserve"> to stream live status updates in under 500ms.</w:t>
       </w:r>
     </w:p>
     <w:p>
@@ -572,6 +572,23 @@
           <w:color w:val="333333"/>
           <w:sz w:val="20"/>
         </w:rPr>
+        <w:t xml:space="preserve">, serving </w:t>
+      </w:r>
+      <w:r>
+        <w:rPr>
+          <w:rFonts w:ascii="Arial" w:hAnsi="Arial"/>
+          <w:b/>
+          <w:color w:val="111111"/>
+          <w:sz w:val="20"/>
+        </w:rPr>
+        <w:t>1,000+ active field agents</w:t>
+      </w:r>
+      <w:r>
+        <w:rPr>
+          <w:rFonts w:ascii="Arial" w:hAnsi="Arial"/>
+          <w:color w:val="333333"/>
+          <w:sz w:val="20"/>
+        </w:rPr>
         <w:t>.</w:t>
       </w:r>
     </w:p>
@@ -604,7 +621,7 @@
           <w:color w:val="333333"/>
           <w:sz w:val="20"/>
         </w:rPr>
-        <w:t xml:space="preserve"> using Ant Design (antd) to visualize coordinates, speed, and geofences.</w:t>
+        <w:t xml:space="preserve"> using Ant Design to visualize coordinates and speed, reducing UI load times by 30%.</w:t>
       </w:r>
     </w:p>
     <w:p>
@@ -619,23 +636,7 @@
           <w:color w:val="333333"/>
           <w:sz w:val="20"/>
         </w:rPr>
-        <w:t>Implemented a high-performance, asynchronous ingestion API to capture GPS locations (</w:t>
-      </w:r>
-      <w:r>
-        <w:rPr>
-          <w:rFonts w:ascii="Arial" w:hAnsi="Arial"/>
-          <w:color w:val="333333"/>
-          <w:sz w:val="20"/>
-        </w:rPr>
-        <w:t>/api/v1/tracking/ingest</w:t>
-      </w:r>
-      <w:r>
-        <w:rPr>
-          <w:rFonts w:ascii="Arial" w:hAnsi="Arial"/>
-          <w:color w:val="333333"/>
-          <w:sz w:val="20"/>
-        </w:rPr>
-        <w:t xml:space="preserve">) using </w:t>
+        <w:t xml:space="preserve">Implemented a high-performance, asynchronous ingestion API to capture GPS locations, processing </w:t>
       </w:r>
       <w:r>
         <w:rPr>
@@ -644,7 +645,7 @@
           <w:color w:val="111111"/>
           <w:sz w:val="20"/>
         </w:rPr>
-        <w:t>FastAPI</w:t>
+        <w:t>10,000+ concurrent GPS pings with 99.9% uptime</w:t>
       </w:r>
       <w:r>
         <w:rPr>

--- a/downloads/Akhilesh_Mishra_Python_Full_Stack_Classic.docx
+++ b/downloads/Akhilesh_Mishra_Python_Full_Stack_Classic.docx
@@ -272,7 +272,7 @@
           <w:color w:val="111111"/>
           <w:sz w:val="20"/>
         </w:rPr>
-        <w:t>20 lakh+ users</w:t>
+        <w:t>2 million+ users</w:t>
       </w:r>
       <w:r>
         <w:rPr>
@@ -304,7 +304,7 @@
           <w:color w:val="111111"/>
           <w:sz w:val="20"/>
         </w:rPr>
-        <w:t>5 lakh+ daily transactions</w:t>
+        <w:t>500,000+ daily transactions</w:t>
       </w:r>
       <w:r>
         <w:rPr>

--- a/downloads/Akhilesh_Mishra_Python_Full_Stack_Classic.docx
+++ b/downloads/Akhilesh_Mishra_Python_Full_Stack_Classic.docx
@@ -751,13 +751,13 @@
                 <w:color w:val="333333"/>
                 <w:sz w:val="19"/>
               </w:rPr>
-              <w:t>GeeksforGeeks MERN Stack Certification</w:t>
+              <w:t>Advanced MERN Stack Developer Certification</w:t>
               <w:br/>
-              <w:t xml:space="preserve">                        Coding Ninjas DBMS Certification</w:t>
+              <w:t xml:space="preserve">                        Database Systems &amp; SQL Certification</w:t>
               <w:br/>
-              <w:t xml:space="preserve">                        Coding Ninjas DSA Certification</w:t>
+              <w:t xml:space="preserve">                        Data Structures &amp; Algorithms Certification</w:t>
               <w:br/>
-              <w:t xml:space="preserve">                        IIT Kanpur Prutor Cyber Security Certification</w:t>
+              <w:t xml:space="preserve">                        IIT Kanpur Cyber Security Certification</w:t>
             </w:r>
           </w:p>
         </w:tc>

--- a/downloads/Akhilesh_Mishra_Python_Full_Stack_Classic.docx
+++ b/downloads/Akhilesh_Mishra_Python_Full_Stack_Classic.docx
@@ -29,7 +29,7 @@
           <w:color w:val="0056B3"/>
           <w:sz w:val="24"/>
         </w:rPr>
-        <w:t>Python Full Stack Developer</w:t>
+        <w:t>Python Full Stack Developer | Django · FastAPI · REST APIs</w:t>
       </w:r>
     </w:p>
     <w:p>
@@ -75,7 +75,7 @@
           <w:color w:val="333333"/>
           <w:sz w:val="20"/>
         </w:rPr>
-        <w:t>Software Development Engineer specializing in Python Full Stack development, with a track record of building secure, scalable backend architectures and web systems. Expert in Python, Django, Django REST Framework (DRF), FastAPI, Celery, and database design in PostgreSQL/MySQL. Proven experience in migrating monoliths to async microservices, designing event-driven pipelines using Celery/Redis, and building real-time dashboards via WebSockets. Optimizes database queries and scales backend infrastructures using Docker.</w:t>
+        <w:t>Software Development Engineer specializing in Python Full Stack development, building secure, asynchronous backend architectures for high-volume FinTech platforms. Deep expertise in Python, Django, Django REST Framework, FastAPI, Celery, SQLAlchemy, and PostgreSQL/MySQL schema design. Migrated monoliths to async microservices serving 2 million+ users, built Celery and Redis pipelines that cleared 35% of peak-load processing bottlenecks, and streamed live transaction status over FastAPI WebSockets in under 500ms.</w:t>
       </w:r>
     </w:p>
     <w:p>
@@ -107,7 +107,7 @@
           <w:color w:val="0056B3"/>
           <w:sz w:val="20"/>
         </w:rPr>
-        <w:t xml:space="preserve">Backend </w:t>
+        <w:t xml:space="preserve">Core Python </w:t>
       </w:r>
       <w:r>
         <w:rPr>
@@ -115,7 +115,9 @@
           <w:color w:val="333333"/>
           <w:sz w:val="20"/>
         </w:rPr>
-        <w:t>Python, Django, FastAPI, Celery, Django REST Framework, SQLAlchemy (asyncio), Pandas</w:t>
+        <w:t>Core Python</w:t>
+        <w:br/>
+        <w:t xml:space="preserve">                    Python, Django, Django REST Framework, FastAPI, Celery, SQLAlchemy, asyncio</w:t>
       </w:r>
     </w:p>
     <w:p>
@@ -129,7 +131,7 @@
           <w:color w:val="0056B3"/>
           <w:sz w:val="20"/>
         </w:rPr>
-        <w:t xml:space="preserve">Frontend &amp; APIs </w:t>
+        <w:t xml:space="preserve">APIs &amp; Security </w:t>
       </w:r>
       <w:r>
         <w:rPr>
@@ -137,7 +139,9 @@
           <w:color w:val="333333"/>
           <w:sz w:val="20"/>
         </w:rPr>
-        <w:t>React.js, JavaScript, HTML5, CSS3, Bootstrap, RESTful APIs, WebSockets, JWT Security</w:t>
+        <w:t>APIs &amp; Security</w:t>
+        <w:br/>
+        <w:t xml:space="preserve">                    RESTful APIs, JWT authentication, OAuth, RBAC, FastAPI WebSockets, API versioning</w:t>
       </w:r>
     </w:p>
     <w:p>
@@ -159,7 +163,9 @@
           <w:color w:val="333333"/>
           <w:sz w:val="20"/>
         </w:rPr>
-        <w:t>PostgreSQL, MySQL, SQLite, Redis cache/broker, database schema design, query indexing</w:t>
+        <w:t>Data &amp; Messaging</w:t>
+        <w:br/>
+        <w:t xml:space="preserve">                    PostgreSQL, MySQL, SQLite, Redis, Celery queues, indexing, partitioning, query optimization</w:t>
       </w:r>
     </w:p>
     <w:p>
@@ -173,7 +179,7 @@
           <w:color w:val="0056B3"/>
           <w:sz w:val="20"/>
         </w:rPr>
-        <w:t xml:space="preserve">Tools &amp; Cloud </w:t>
+        <w:t xml:space="preserve">Tooling &amp; Frontend </w:t>
       </w:r>
       <w:r>
         <w:rPr>
@@ -181,7 +187,9 @@
           <w:color w:val="333333"/>
           <w:sz w:val="20"/>
         </w:rPr>
-        <w:t>Git, GitHub, Docker, Postman, Linux environments, OpenCV, LBPH face recognition</w:t>
+        <w:t>Tooling &amp; Frontend</w:t>
+        <w:br/>
+        <w:t xml:space="preserve">                    Git, GitHub, Docker, Linux, Postman, CI/CD, React.js, JavaScript (ES6+), HTML5, CSS3</w:t>
       </w:r>
     </w:p>
     <w:p>
@@ -229,7 +237,7 @@
           <w:color w:val="333333"/>
           <w:sz w:val="20"/>
         </w:rPr>
-        <w:t xml:space="preserve">Re-architected monolithic web services into scalable, asynchronous </w:t>
+        <w:t xml:space="preserve">Re-architected monolithic web services into asynchronous </w:t>
       </w:r>
       <w:r>
         <w:rPr>
@@ -295,7 +303,24 @@
           <w:color w:val="333333"/>
           <w:sz w:val="20"/>
         </w:rPr>
-        <w:t xml:space="preserve">Designed and scaled transaction orchestration services for AEPS, MATM, and VATM platforms using Django REST Framework, handling </w:t>
+        <w:t xml:space="preserve">Scaled transaction orchestration services for AEPS, MATM, and VATM platforms on </w:t>
+      </w:r>
+      <w:r>
+        <w:rPr>
+          <w:rFonts w:ascii="Arial" w:hAnsi="Arial"/>
+          <w:b/>
+          <w:color w:val="111111"/>
+          <w:sz w:val="20"/>
+        </w:rPr>
+        <w:t>Django REST Framework</w:t>
+      </w:r>
+      <w:r>
+        <w:rPr>
+          <w:rFonts w:ascii="Arial" w:hAnsi="Arial"/>
+          <w:color w:val="333333"/>
+          <w:sz w:val="20"/>
+        </w:rPr>
+        <w:t xml:space="preserve">, sustaining </w:t>
       </w:r>
       <w:r>
         <w:rPr>
@@ -327,7 +352,7 @@
           <w:color w:val="333333"/>
           <w:sz w:val="20"/>
         </w:rPr>
-        <w:t xml:space="preserve">Implemented secure API authentication using </w:t>
+        <w:t xml:space="preserve">Secured APIs with </w:t>
       </w:r>
       <w:r>
         <w:rPr>
@@ -344,7 +369,7 @@
           <w:color w:val="333333"/>
           <w:sz w:val="20"/>
         </w:rPr>
-        <w:t xml:space="preserve"> and role-based access control (</w:t>
+        <w:t xml:space="preserve"> authentication and role-based access control (</w:t>
       </w:r>
       <w:r>
         <w:rPr>
@@ -361,7 +386,7 @@
           <w:color w:val="333333"/>
           <w:sz w:val="20"/>
         </w:rPr>
-        <w:t>), including OTP verification, reducing authentication latency by 50%.</w:t>
+        <w:t>) plus OTP verification, halving authentication latency.</w:t>
       </w:r>
     </w:p>
     <w:p>
@@ -376,7 +401,7 @@
           <w:color w:val="333333"/>
           <w:sz w:val="20"/>
         </w:rPr>
-        <w:t xml:space="preserve">Developed an asynchronous task queuing pipeline using </w:t>
+        <w:t xml:space="preserve">Built an asynchronous task pipeline with </w:t>
       </w:r>
       <w:r>
         <w:rPr>
@@ -410,7 +435,24 @@
           <w:color w:val="333333"/>
           <w:sz w:val="20"/>
         </w:rPr>
-        <w:t>, reducing processing bottlenecks by 35% under peak traffic.</w:t>
+        <w:t xml:space="preserve">, clearing </w:t>
+      </w:r>
+      <w:r>
+        <w:rPr>
+          <w:rFonts w:ascii="Arial" w:hAnsi="Arial"/>
+          <w:b/>
+          <w:color w:val="111111"/>
+          <w:sz w:val="20"/>
+        </w:rPr>
+        <w:t>35%</w:t>
+      </w:r>
+      <w:r>
+        <w:rPr>
+          <w:rFonts w:ascii="Arial" w:hAnsi="Arial"/>
+          <w:color w:val="333333"/>
+          <w:sz w:val="20"/>
+        </w:rPr>
+        <w:t xml:space="preserve"> of processing bottlenecks under peak traffic.</w:t>
       </w:r>
     </w:p>
     <w:p>
@@ -459,7 +501,24 @@
           <w:color w:val="333333"/>
           <w:sz w:val="20"/>
         </w:rPr>
-        <w:t xml:space="preserve"> database schemas using indexing and query partitioning, lowering transaction query latency by 45%.</w:t>
+        <w:t xml:space="preserve"> schemas with indexing and query partitioning, lowering transaction query latency by </w:t>
+      </w:r>
+      <w:r>
+        <w:rPr>
+          <w:rFonts w:ascii="Arial" w:hAnsi="Arial"/>
+          <w:b/>
+          <w:color w:val="111111"/>
+          <w:sz w:val="20"/>
+        </w:rPr>
+        <w:t>45%</w:t>
+      </w:r>
+      <w:r>
+        <w:rPr>
+          <w:rFonts w:ascii="Arial" w:hAnsi="Arial"/>
+          <w:color w:val="333333"/>
+          <w:sz w:val="20"/>
+        </w:rPr>
+        <w:t>.</w:t>
       </w:r>
     </w:p>
     <w:p>
@@ -474,7 +533,7 @@
           <w:color w:val="333333"/>
           <w:sz w:val="20"/>
         </w:rPr>
-        <w:t xml:space="preserve">Constructed real-time transaction tracking APIs utilizing </w:t>
+        <w:t xml:space="preserve">Streamed live transaction status through </w:t>
       </w:r>
       <w:r>
         <w:rPr>
@@ -491,7 +550,24 @@
           <w:color w:val="333333"/>
           <w:sz w:val="20"/>
         </w:rPr>
-        <w:t xml:space="preserve"> to stream live status updates in under 500ms.</w:t>
+        <w:t xml:space="preserve">, delivering updates to monitoring clients in under </w:t>
+      </w:r>
+      <w:r>
+        <w:rPr>
+          <w:rFonts w:ascii="Arial" w:hAnsi="Arial"/>
+          <w:b/>
+          <w:color w:val="111111"/>
+          <w:sz w:val="20"/>
+        </w:rPr>
+        <w:t>500ms</w:t>
+      </w:r>
+      <w:r>
+        <w:rPr>
+          <w:rFonts w:ascii="Arial" w:hAnsi="Arial"/>
+          <w:color w:val="333333"/>
+          <w:sz w:val="20"/>
+        </w:rPr>
+        <w:t>.</w:t>
       </w:r>
     </w:p>
     <w:p>
@@ -521,7 +597,7 @@
           <w:color w:val="333333"/>
           <w:sz w:val="20"/>
         </w:rPr>
-        <w:t xml:space="preserve">Developed a real-time workforce telemetry and geofencing system utilizing </w:t>
+        <w:t xml:space="preserve">Developed a real-time workforce telemetry and geofencing system on </w:t>
       </w:r>
       <w:r>
         <w:rPr>
@@ -538,7 +614,7 @@
           <w:color w:val="333333"/>
           <w:sz w:val="20"/>
         </w:rPr>
-        <w:t xml:space="preserve">, </w:t>
+        <w:t xml:space="preserve"> and </w:t>
       </w:r>
       <w:r>
         <w:rPr>
@@ -555,24 +631,7 @@
           <w:color w:val="333333"/>
           <w:sz w:val="20"/>
         </w:rPr>
-        <w:t xml:space="preserve"> (asyncio), and </w:t>
-      </w:r>
-      <w:r>
-        <w:rPr>
-          <w:rFonts w:ascii="Arial" w:hAnsi="Arial"/>
-          <w:b/>
-          <w:color w:val="111111"/>
-          <w:sz w:val="20"/>
-        </w:rPr>
-        <w:t>React.js</w:t>
-      </w:r>
-      <w:r>
-        <w:rPr>
-          <w:rFonts w:ascii="Arial" w:hAnsi="Arial"/>
-          <w:color w:val="333333"/>
-          <w:sz w:val="20"/>
-        </w:rPr>
-        <w:t xml:space="preserve">, serving </w:t>
+        <w:t xml:space="preserve"> (asyncio), serving </w:t>
       </w:r>
       <w:r>
         <w:rPr>
@@ -604,7 +663,7 @@
           <w:color w:val="333333"/>
           <w:sz w:val="20"/>
         </w:rPr>
-        <w:t xml:space="preserve">Built an interactive live telemetry dashboard in </w:t>
+        <w:t xml:space="preserve">Built a high-throughput asynchronous GPS ingestion API, sustaining </w:t>
       </w:r>
       <w:r>
         <w:rPr>
@@ -613,7 +672,7 @@
           <w:color w:val="111111"/>
           <w:sz w:val="20"/>
         </w:rPr>
-        <w:t>React</w:t>
+        <w:t>10,000+ concurrent location pings at 99.9% uptime</w:t>
       </w:r>
       <w:r>
         <w:rPr>
@@ -621,7 +680,7 @@
           <w:color w:val="333333"/>
           <w:sz w:val="20"/>
         </w:rPr>
-        <w:t xml:space="preserve"> using Ant Design to visualize coordinates and speed, reducing UI load times by 30%.</w:t>
+        <w:t>.</w:t>
       </w:r>
     </w:p>
     <w:p>
@@ -636,7 +695,7 @@
           <w:color w:val="333333"/>
           <w:sz w:val="20"/>
         </w:rPr>
-        <w:t xml:space="preserve">Implemented a high-performance, asynchronous ingestion API to capture GPS locations, processing </w:t>
+        <w:t xml:space="preserve">Delivered the live telemetry dashboard in </w:t>
       </w:r>
       <w:r>
         <w:rPr>
@@ -645,7 +704,24 @@
           <w:color w:val="111111"/>
           <w:sz w:val="20"/>
         </w:rPr>
-        <w:t>10,000+ concurrent GPS pings with 99.9% uptime</w:t>
+        <w:t>React.js</w:t>
+      </w:r>
+      <w:r>
+        <w:rPr>
+          <w:rFonts w:ascii="Arial" w:hAnsi="Arial"/>
+          <w:color w:val="333333"/>
+          <w:sz w:val="20"/>
+        </w:rPr>
+        <w:t xml:space="preserve"> against FastAPI WebSocket endpoints, cutting UI load times by </w:t>
+      </w:r>
+      <w:r>
+        <w:rPr>
+          <w:rFonts w:ascii="Arial" w:hAnsi="Arial"/>
+          <w:b/>
+          <w:color w:val="111111"/>
+          <w:sz w:val="20"/>
+        </w:rPr>
+        <w:t>30%</w:t>
       </w:r>
       <w:r>
         <w:rPr>
@@ -751,13 +827,13 @@
                 <w:color w:val="333333"/>
                 <w:sz w:val="19"/>
               </w:rPr>
-              <w:t>Advanced MERN Stack Developer Certification</w:t>
-              <w:br/>
-              <w:t xml:space="preserve">                        Database Systems &amp; SQL Certification</w:t>
+              <w:t>Database Systems &amp; SQL Certification</w:t>
               <w:br/>
               <w:t xml:space="preserve">                        Data Structures &amp; Algorithms Certification</w:t>
               <w:br/>
               <w:t xml:space="preserve">                        IIT Kanpur Cyber Security Certification</w:t>
+              <w:br/>
+              <w:t xml:space="preserve">                        Advanced MERN Stack Developer Certification</w:t>
             </w:r>
           </w:p>
         </w:tc>

--- a/downloads/Akhilesh_Mishra_Python_Full_Stack_Classic.docx
+++ b/downloads/Akhilesh_Mishra_Python_Full_Stack_Classic.docx
@@ -75,7 +75,7 @@
           <w:color w:val="333333"/>
           <w:sz w:val="20"/>
         </w:rPr>
-        <w:t>Software Development Engineer specializing in Python Full Stack development, building secure, asynchronous backend architectures for high-volume FinTech platforms. Deep expertise in Python, Django, Django REST Framework, FastAPI, Celery, SQLAlchemy, and PostgreSQL/MySQL schema design. Migrated monoliths to async microservices serving 2 million+ users, built Celery and Redis pipelines that cleared 35% of peak-load processing bottlenecks, and streamed live transaction status over FastAPI WebSockets in under 500ms.</w:t>
+        <w:t>Python full stack developer focused on asynchronous backends for high-volume FinTech. Django and Django REST Framework where the domain is CRUD-heavy, FastAPI where latency matters, Celery and Redis for whatever belongs off the request path. Currently on services clearing 500,000+ transactions a day for 2 million+ users, streaming live status over WebSockets in under 500ms. Reads the query plan before adding the index.</w:t>
       </w:r>
     </w:p>
     <w:p>
@@ -237,7 +237,7 @@
           <w:color w:val="333333"/>
           <w:sz w:val="20"/>
         </w:rPr>
-        <w:t xml:space="preserve">Re-architected monolithic web services into asynchronous </w:t>
+        <w:t xml:space="preserve">Moved monolithic web services onto async </w:t>
       </w:r>
       <w:r>
         <w:rPr>
@@ -271,7 +271,7 @@
           <w:color w:val="333333"/>
           <w:sz w:val="20"/>
         </w:rPr>
-        <w:t xml:space="preserve"> microservices, improving reliability for </w:t>
+        <w:t xml:space="preserve"> microservices serving </w:t>
       </w:r>
       <w:r>
         <w:rPr>
@@ -303,7 +303,7 @@
           <w:color w:val="333333"/>
           <w:sz w:val="20"/>
         </w:rPr>
-        <w:t xml:space="preserve">Scaled transaction orchestration services for AEPS, MATM, and VATM platforms on </w:t>
+        <w:t xml:space="preserve">Scaled AEPS, MATM and VATM orchestration on </w:t>
       </w:r>
       <w:r>
         <w:rPr>
@@ -320,7 +320,7 @@
           <w:color w:val="333333"/>
           <w:sz w:val="20"/>
         </w:rPr>
-        <w:t xml:space="preserve">, sustaining </w:t>
+        <w:t xml:space="preserve"> to </w:t>
       </w:r>
       <w:r>
         <w:rPr>
@@ -330,6 +330,23 @@
           <w:sz w:val="20"/>
         </w:rPr>
         <w:t>500,000+ daily transactions</w:t>
+      </w:r>
+      <w:r>
+        <w:rPr>
+          <w:rFonts w:ascii="Arial" w:hAnsi="Arial"/>
+          <w:color w:val="333333"/>
+          <w:sz w:val="20"/>
+        </w:rPr>
+        <w:t xml:space="preserve"> at a </w:t>
+      </w:r>
+      <w:r>
+        <w:rPr>
+          <w:rFonts w:ascii="Arial" w:hAnsi="Arial"/>
+          <w:b/>
+          <w:color w:val="111111"/>
+          <w:sz w:val="20"/>
+        </w:rPr>
+        <w:t>99% success rate</w:t>
       </w:r>
       <w:r>
         <w:rPr>
@@ -352,7 +369,24 @@
           <w:color w:val="333333"/>
           <w:sz w:val="20"/>
         </w:rPr>
-        <w:t xml:space="preserve">Secured APIs with </w:t>
+        <w:t xml:space="preserve">Cut authentication latency </w:t>
+      </w:r>
+      <w:r>
+        <w:rPr>
+          <w:rFonts w:ascii="Arial" w:hAnsi="Arial"/>
+          <w:b/>
+          <w:color w:val="111111"/>
+          <w:sz w:val="20"/>
+        </w:rPr>
+        <w:t>50%</w:t>
+      </w:r>
+      <w:r>
+        <w:rPr>
+          <w:rFonts w:ascii="Arial" w:hAnsi="Arial"/>
+          <w:color w:val="333333"/>
+          <w:sz w:val="20"/>
+        </w:rPr>
+        <w:t xml:space="preserve"> with </w:t>
       </w:r>
       <w:r>
         <w:rPr>
@@ -369,7 +403,7 @@
           <w:color w:val="333333"/>
           <w:sz w:val="20"/>
         </w:rPr>
-        <w:t xml:space="preserve"> authentication and role-based access control (</w:t>
+        <w:t xml:space="preserve">, </w:t>
       </w:r>
       <w:r>
         <w:rPr>
@@ -386,7 +420,7 @@
           <w:color w:val="333333"/>
           <w:sz w:val="20"/>
         </w:rPr>
-        <w:t>) plus OTP verification, halving authentication latency.</w:t>
+        <w:t xml:space="preserve"> and OTP verification.</w:t>
       </w:r>
     </w:p>
     <w:p>
@@ -401,7 +435,7 @@
           <w:color w:val="333333"/>
           <w:sz w:val="20"/>
         </w:rPr>
-        <w:t xml:space="preserve">Built an asynchronous task pipeline with </w:t>
+        <w:t xml:space="preserve">Pushed slow work off the request path with </w:t>
       </w:r>
       <w:r>
         <w:rPr>
@@ -452,7 +486,7 @@
           <w:color w:val="333333"/>
           <w:sz w:val="20"/>
         </w:rPr>
-        <w:t xml:space="preserve"> of processing bottlenecks under peak traffic.</w:t>
+        <w:t xml:space="preserve"> of the backlog that showed up at peak traffic.</w:t>
       </w:r>
     </w:p>
     <w:p>
@@ -467,7 +501,7 @@
           <w:color w:val="333333"/>
           <w:sz w:val="20"/>
         </w:rPr>
-        <w:t xml:space="preserve">Tuned </w:t>
+        <w:t xml:space="preserve">Partitioned and indexed the </w:t>
       </w:r>
       <w:r>
         <w:rPr>
@@ -501,7 +535,7 @@
           <w:color w:val="333333"/>
           <w:sz w:val="20"/>
         </w:rPr>
-        <w:t xml:space="preserve"> schemas with indexing and query partitioning, lowering transaction query latency by </w:t>
+        <w:t xml:space="preserve"> schemas, taking transaction query latency down </w:t>
       </w:r>
       <w:r>
         <w:rPr>
@@ -533,7 +567,7 @@
           <w:color w:val="333333"/>
           <w:sz w:val="20"/>
         </w:rPr>
-        <w:t xml:space="preserve">Streamed live transaction status through </w:t>
+        <w:t xml:space="preserve">Streamed live transaction status over </w:t>
       </w:r>
       <w:r>
         <w:rPr>
@@ -550,7 +584,7 @@
           <w:color w:val="333333"/>
           <w:sz w:val="20"/>
         </w:rPr>
-        <w:t xml:space="preserve">, delivering updates to monitoring clients in under </w:t>
+        <w:t xml:space="preserve"> — updates land in under </w:t>
       </w:r>
       <w:r>
         <w:rPr>
@@ -597,7 +631,7 @@
           <w:color w:val="333333"/>
           <w:sz w:val="20"/>
         </w:rPr>
-        <w:t xml:space="preserve">Developed a real-time workforce telemetry and geofencing system on </w:t>
+        <w:t xml:space="preserve">Built a workforce telemetry and geofencing system on </w:t>
       </w:r>
       <w:r>
         <w:rPr>
@@ -614,7 +648,7 @@
           <w:color w:val="333333"/>
           <w:sz w:val="20"/>
         </w:rPr>
-        <w:t xml:space="preserve"> and </w:t>
+        <w:t xml:space="preserve"> and async </w:t>
       </w:r>
       <w:r>
         <w:rPr>
@@ -631,7 +665,7 @@
           <w:color w:val="333333"/>
           <w:sz w:val="20"/>
         </w:rPr>
-        <w:t xml:space="preserve"> (asyncio), serving </w:t>
+        <w:t xml:space="preserve"> for </w:t>
       </w:r>
       <w:r>
         <w:rPr>
@@ -640,7 +674,7 @@
           <w:color w:val="111111"/>
           <w:sz w:val="20"/>
         </w:rPr>
-        <w:t>1,000+ active field agents</w:t>
+        <w:t>1,000+ field agents</w:t>
       </w:r>
       <w:r>
         <w:rPr>
@@ -663,7 +697,7 @@
           <w:color w:val="333333"/>
           <w:sz w:val="20"/>
         </w:rPr>
-        <w:t xml:space="preserve">Built a high-throughput asynchronous GPS ingestion API, sustaining </w:t>
+        <w:t xml:space="preserve">Held </w:t>
       </w:r>
       <w:r>
         <w:rPr>
@@ -672,7 +706,7 @@
           <w:color w:val="111111"/>
           <w:sz w:val="20"/>
         </w:rPr>
-        <w:t>10,000+ concurrent location pings at 99.9% uptime</w:t>
+        <w:t>99.9% uptime</w:t>
       </w:r>
       <w:r>
         <w:rPr>
@@ -680,7 +714,24 @@
           <w:color w:val="333333"/>
           <w:sz w:val="20"/>
         </w:rPr>
-        <w:t>.</w:t>
+        <w:t xml:space="preserve"> on the GPS ingestion API while it absorbed </w:t>
+      </w:r>
+      <w:r>
+        <w:rPr>
+          <w:rFonts w:ascii="Arial" w:hAnsi="Arial"/>
+          <w:b/>
+          <w:color w:val="111111"/>
+          <w:sz w:val="20"/>
+        </w:rPr>
+        <w:t>10,000+ concurrent</w:t>
+      </w:r>
+      <w:r>
+        <w:rPr>
+          <w:rFonts w:ascii="Arial" w:hAnsi="Arial"/>
+          <w:color w:val="333333"/>
+          <w:sz w:val="20"/>
+        </w:rPr>
+        <w:t xml:space="preserve"> location pings.</w:t>
       </w:r>
     </w:p>
     <w:p>
@@ -695,7 +746,7 @@
           <w:color w:val="333333"/>
           <w:sz w:val="20"/>
         </w:rPr>
-        <w:t xml:space="preserve">Delivered the live telemetry dashboard in </w:t>
+        <w:t xml:space="preserve">Wired the telemetry dashboard in </w:t>
       </w:r>
       <w:r>
         <w:rPr>
@@ -712,7 +763,7 @@
           <w:color w:val="333333"/>
           <w:sz w:val="20"/>
         </w:rPr>
-        <w:t xml:space="preserve"> against FastAPI WebSocket endpoints, cutting UI load times by </w:t>
+        <w:t xml:space="preserve"> to FastAPI WebSocket endpoints, </w:t>
       </w:r>
       <w:r>
         <w:rPr>
@@ -729,7 +780,7 @@
           <w:color w:val="333333"/>
           <w:sz w:val="20"/>
         </w:rPr>
-        <w:t>.</w:t>
+        <w:t xml:space="preserve"> quicker to load.</w:t>
       </w:r>
     </w:p>
     <w:p>

--- a/downloads/Akhilesh_Mishra_Python_Full_Stack_Classic.docx
+++ b/downloads/Akhilesh_Mishra_Python_Full_Stack_Classic.docx
@@ -75,7 +75,7 @@
           <w:color w:val="333333"/>
           <w:sz w:val="20"/>
         </w:rPr>
-        <w:t>Python full stack developer focused on asynchronous backends for high-volume FinTech. Django and Django REST Framework where the domain is CRUD-heavy, FastAPI where latency matters, Celery and Redis for whatever belongs off the request path. Currently on services clearing 500,000+ transactions a day for 2 million+ users, streaming live status over WebSockets in under 500ms. Reads the query plan before adding the index.</w:t>
+        <w:t>500,000+ transactions a day for 2 million+ users on India national e-governance platforms, served by Django REST Framework and async FastAPI services. Took transaction query p95 down 45% by partitioning and indexing PostgreSQL, cleared 35% of the peak backlog onto Celery and Redis workers, and streams live status over WebSockets in under 500ms. Reads the query plan before adding the index.</w:t>
       </w:r>
     </w:p>
     <w:p>
@@ -115,9 +115,7 @@
           <w:color w:val="333333"/>
           <w:sz w:val="20"/>
         </w:rPr>
-        <w:t>Core Python</w:t>
-        <w:br/>
-        <w:t xml:space="preserve">                    Python, Django, Django REST Framework, FastAPI, Celery, SQLAlchemy, asyncio</w:t>
+        <w:t>Python, Django, Django REST Framework, FastAPI, Flask, Celery, SQLAlchemy, Alembic, asyncio</w:t>
       </w:r>
     </w:p>
     <w:p>
@@ -139,9 +137,7 @@
           <w:color w:val="333333"/>
           <w:sz w:val="20"/>
         </w:rPr>
-        <w:t>APIs &amp; Security</w:t>
-        <w:br/>
-        <w:t xml:space="preserve">                    RESTful APIs, JWT authentication, OAuth, RBAC, FastAPI WebSockets, API versioning</w:t>
+        <w:t>RESTful APIs, OpenAPI/Swagger, JWT, OAuth 2.0, RBAC, rate limiting, idempotency keys, FastAPI WebSockets, API versioning</w:t>
       </w:r>
     </w:p>
     <w:p>
@@ -163,9 +159,7 @@
           <w:color w:val="333333"/>
           <w:sz w:val="20"/>
         </w:rPr>
-        <w:t>Data &amp; Messaging</w:t>
-        <w:br/>
-        <w:t xml:space="preserve">                    PostgreSQL, MySQL, SQLite, Redis, Celery queues, indexing, partitioning, query optimization</w:t>
+        <w:t>PostgreSQL, MySQL, Redis, Celery queues, covering indexes, partitioning, query plan analysis</w:t>
       </w:r>
     </w:p>
     <w:p>
@@ -179,7 +173,7 @@
           <w:color w:val="0056B3"/>
           <w:sz w:val="20"/>
         </w:rPr>
-        <w:t xml:space="preserve">Tooling &amp; Frontend </w:t>
+        <w:t xml:space="preserve">Testing &amp; DevOps </w:t>
       </w:r>
       <w:r>
         <w:rPr>
@@ -187,9 +181,7 @@
           <w:color w:val="333333"/>
           <w:sz w:val="20"/>
         </w:rPr>
-        <w:t>Tooling &amp; Frontend</w:t>
-        <w:br/>
-        <w:t xml:space="preserve">                    Git, GitHub, Docker, Linux, Postman, CI/CD, React.js, JavaScript (ES6+), HTML5, CSS3</w:t>
+        <w:t>pytest, Docker, Kubernetes, GitHub Actions CI/CD, Linux, Postman, Prometheus, Grafana, React.js, JavaScript (ES6+)</w:t>
       </w:r>
     </w:p>
     <w:p>
@@ -237,7 +229,271 @@
           <w:color w:val="333333"/>
           <w:sz w:val="20"/>
         </w:rPr>
-        <w:t xml:space="preserve">Moved monolithic web services onto async </w:t>
+        <w:t xml:space="preserve">Scaled AEPS, MATM and VATM orchestration to </w:t>
+      </w:r>
+      <w:r>
+        <w:rPr>
+          <w:rFonts w:ascii="Arial" w:hAnsi="Arial"/>
+          <w:b/>
+          <w:color w:val="111111"/>
+          <w:sz w:val="20"/>
+        </w:rPr>
+        <w:t>500,000+ daily transactions</w:t>
+      </w:r>
+      <w:r>
+        <w:rPr>
+          <w:rFonts w:ascii="Arial" w:hAnsi="Arial"/>
+          <w:color w:val="333333"/>
+          <w:sz w:val="20"/>
+        </w:rPr>
+        <w:t xml:space="preserve"> at a </w:t>
+      </w:r>
+      <w:r>
+        <w:rPr>
+          <w:rFonts w:ascii="Arial" w:hAnsi="Arial"/>
+          <w:b/>
+          <w:color w:val="111111"/>
+          <w:sz w:val="20"/>
+        </w:rPr>
+        <w:t>99% success rate</w:t>
+      </w:r>
+      <w:r>
+        <w:rPr>
+          <w:rFonts w:ascii="Arial" w:hAnsi="Arial"/>
+          <w:color w:val="333333"/>
+          <w:sz w:val="20"/>
+        </w:rPr>
+        <w:t xml:space="preserve">, by making the </w:t>
+      </w:r>
+      <w:r>
+        <w:rPr>
+          <w:rFonts w:ascii="Arial" w:hAnsi="Arial"/>
+          <w:b/>
+          <w:color w:val="111111"/>
+          <w:sz w:val="20"/>
+        </w:rPr>
+        <w:t>Django REST Framework</w:t>
+      </w:r>
+      <w:r>
+        <w:rPr>
+          <w:rFonts w:ascii="Arial" w:hAnsi="Arial"/>
+          <w:color w:val="333333"/>
+          <w:sz w:val="20"/>
+        </w:rPr>
+        <w:t xml:space="preserve"> payment path idempotent with request keys, backoff retries and nightly reconciliation.</w:t>
+      </w:r>
+    </w:p>
+    <w:p>
+      <w:pPr>
+        <w:pStyle w:val="ListBullet"/>
+        <w:spacing w:before="0" w:after="40"/>
+        <w:ind w:left="288"/>
+      </w:pPr>
+      <w:r>
+        <w:rPr>
+          <w:rFonts w:ascii="Arial" w:hAnsi="Arial"/>
+          <w:color w:val="333333"/>
+          <w:sz w:val="20"/>
+        </w:rPr>
+        <w:t xml:space="preserve">Took transaction query p95 down </w:t>
+      </w:r>
+      <w:r>
+        <w:rPr>
+          <w:rFonts w:ascii="Arial" w:hAnsi="Arial"/>
+          <w:b/>
+          <w:color w:val="111111"/>
+          <w:sz w:val="20"/>
+        </w:rPr>
+        <w:t>45%</w:t>
+      </w:r>
+      <w:r>
+        <w:rPr>
+          <w:rFonts w:ascii="Arial" w:hAnsi="Arial"/>
+          <w:color w:val="333333"/>
+          <w:sz w:val="20"/>
+        </w:rPr>
+        <w:t xml:space="preserve"> across </w:t>
+      </w:r>
+      <w:r>
+        <w:rPr>
+          <w:rFonts w:ascii="Arial" w:hAnsi="Arial"/>
+          <w:b/>
+          <w:color w:val="111111"/>
+          <w:sz w:val="20"/>
+        </w:rPr>
+        <w:t>PostgreSQL</w:t>
+      </w:r>
+      <w:r>
+        <w:rPr>
+          <w:rFonts w:ascii="Arial" w:hAnsi="Arial"/>
+          <w:color w:val="333333"/>
+          <w:sz w:val="20"/>
+        </w:rPr>
+        <w:t xml:space="preserve"> and </w:t>
+      </w:r>
+      <w:r>
+        <w:rPr>
+          <w:rFonts w:ascii="Arial" w:hAnsi="Arial"/>
+          <w:b/>
+          <w:color w:val="111111"/>
+          <w:sz w:val="20"/>
+        </w:rPr>
+        <w:t>MySQL</w:t>
+      </w:r>
+      <w:r>
+        <w:rPr>
+          <w:rFonts w:ascii="Arial" w:hAnsi="Arial"/>
+          <w:color w:val="333333"/>
+          <w:sz w:val="20"/>
+        </w:rPr>
+        <w:t>, by partitioning the hot tables and adding covering indexes chosen from the query plan.</w:t>
+      </w:r>
+    </w:p>
+    <w:p>
+      <w:pPr>
+        <w:pStyle w:val="ListBullet"/>
+        <w:spacing w:before="0" w:after="40"/>
+        <w:ind w:left="288"/>
+      </w:pPr>
+      <w:r>
+        <w:rPr>
+          <w:rFonts w:ascii="Arial" w:hAnsi="Arial"/>
+          <w:color w:val="333333"/>
+          <w:sz w:val="20"/>
+        </w:rPr>
+        <w:t xml:space="preserve">Cleared </w:t>
+      </w:r>
+      <w:r>
+        <w:rPr>
+          <w:rFonts w:ascii="Arial" w:hAnsi="Arial"/>
+          <w:b/>
+          <w:color w:val="111111"/>
+          <w:sz w:val="20"/>
+        </w:rPr>
+        <w:t>35%</w:t>
+      </w:r>
+      <w:r>
+        <w:rPr>
+          <w:rFonts w:ascii="Arial" w:hAnsi="Arial"/>
+          <w:color w:val="333333"/>
+          <w:sz w:val="20"/>
+        </w:rPr>
+        <w:t xml:space="preserve"> of the peak-traffic backlog, by moving slow work off the request path onto </w:t>
+      </w:r>
+      <w:r>
+        <w:rPr>
+          <w:rFonts w:ascii="Arial" w:hAnsi="Arial"/>
+          <w:b/>
+          <w:color w:val="111111"/>
+          <w:sz w:val="20"/>
+        </w:rPr>
+        <w:t>Celery</w:t>
+      </w:r>
+      <w:r>
+        <w:rPr>
+          <w:rFonts w:ascii="Arial" w:hAnsi="Arial"/>
+          <w:color w:val="333333"/>
+          <w:sz w:val="20"/>
+        </w:rPr>
+        <w:t xml:space="preserve"> workers with </w:t>
+      </w:r>
+      <w:r>
+        <w:rPr>
+          <w:rFonts w:ascii="Arial" w:hAnsi="Arial"/>
+          <w:b/>
+          <w:color w:val="111111"/>
+          <w:sz w:val="20"/>
+        </w:rPr>
+        <w:t>Redis</w:t>
+      </w:r>
+      <w:r>
+        <w:rPr>
+          <w:rFonts w:ascii="Arial" w:hAnsi="Arial"/>
+          <w:color w:val="333333"/>
+          <w:sz w:val="20"/>
+        </w:rPr>
+        <w:t xml:space="preserve"> broking and idempotent task retries.</w:t>
+      </w:r>
+    </w:p>
+    <w:p>
+      <w:pPr>
+        <w:pStyle w:val="ListBullet"/>
+        <w:spacing w:before="0" w:after="40"/>
+        <w:ind w:left="288"/>
+      </w:pPr>
+      <w:r>
+        <w:rPr>
+          <w:rFonts w:ascii="Arial" w:hAnsi="Arial"/>
+          <w:color w:val="333333"/>
+          <w:sz w:val="20"/>
+        </w:rPr>
+        <w:t xml:space="preserve">Delivered live transaction status in under </w:t>
+      </w:r>
+      <w:r>
+        <w:rPr>
+          <w:rFonts w:ascii="Arial" w:hAnsi="Arial"/>
+          <w:b/>
+          <w:color w:val="111111"/>
+          <w:sz w:val="20"/>
+        </w:rPr>
+        <w:t>500ms</w:t>
+      </w:r>
+      <w:r>
+        <w:rPr>
+          <w:rFonts w:ascii="Arial" w:hAnsi="Arial"/>
+          <w:color w:val="333333"/>
+          <w:sz w:val="20"/>
+        </w:rPr>
+        <w:t xml:space="preserve">, by streaming updates over </w:t>
+      </w:r>
+      <w:r>
+        <w:rPr>
+          <w:rFonts w:ascii="Arial" w:hAnsi="Arial"/>
+          <w:b/>
+          <w:color w:val="111111"/>
+          <w:sz w:val="20"/>
+        </w:rPr>
+        <w:t>FastAPI WebSockets</w:t>
+      </w:r>
+      <w:r>
+        <w:rPr>
+          <w:rFonts w:ascii="Arial" w:hAnsi="Arial"/>
+          <w:color w:val="333333"/>
+          <w:sz w:val="20"/>
+        </w:rPr>
+        <w:t xml:space="preserve"> instead of client polling.</w:t>
+      </w:r>
+    </w:p>
+    <w:p>
+      <w:pPr>
+        <w:pStyle w:val="ListBullet"/>
+        <w:spacing w:before="0" w:after="40"/>
+        <w:ind w:left="288"/>
+      </w:pPr>
+      <w:r>
+        <w:rPr>
+          <w:rFonts w:ascii="Arial" w:hAnsi="Arial"/>
+          <w:color w:val="333333"/>
+          <w:sz w:val="20"/>
+        </w:rPr>
+        <w:t xml:space="preserve">Contained a bad release to one service instead of the whole portal for </w:t>
+      </w:r>
+      <w:r>
+        <w:rPr>
+          <w:rFonts w:ascii="Arial" w:hAnsi="Arial"/>
+          <w:b/>
+          <w:color w:val="111111"/>
+          <w:sz w:val="20"/>
+        </w:rPr>
+        <w:t>2 million+ users</w:t>
+      </w:r>
+      <w:r>
+        <w:rPr>
+          <w:rFonts w:ascii="Arial" w:hAnsi="Arial"/>
+          <w:color w:val="333333"/>
+          <w:sz w:val="20"/>
+        </w:rPr>
+        <w:t xml:space="preserve">, by moving monolithic web services onto async </w:t>
       </w:r>
       <w:r>
         <w:rPr>
@@ -271,90 +527,7 @@
           <w:color w:val="333333"/>
           <w:sz w:val="20"/>
         </w:rPr>
-        <w:t xml:space="preserve"> microservices serving </w:t>
-      </w:r>
-      <w:r>
-        <w:rPr>
-          <w:rFonts w:ascii="Arial" w:hAnsi="Arial"/>
-          <w:b/>
-          <w:color w:val="111111"/>
-          <w:sz w:val="20"/>
-        </w:rPr>
-        <w:t>2 million+ users</w:t>
-      </w:r>
-      <w:r>
-        <w:rPr>
-          <w:rFonts w:ascii="Arial" w:hAnsi="Arial"/>
-          <w:color w:val="333333"/>
-          <w:sz w:val="20"/>
-        </w:rPr>
-        <w:t>.</w:t>
-      </w:r>
-    </w:p>
-    <w:p>
-      <w:pPr>
-        <w:pStyle w:val="ListBullet"/>
-        <w:spacing w:before="0" w:after="40"/>
-        <w:ind w:left="288"/>
-      </w:pPr>
-      <w:r>
-        <w:rPr>
-          <w:rFonts w:ascii="Arial" w:hAnsi="Arial"/>
-          <w:color w:val="333333"/>
-          <w:sz w:val="20"/>
-        </w:rPr>
-        <w:t xml:space="preserve">Scaled AEPS, MATM and VATM orchestration on </w:t>
-      </w:r>
-      <w:r>
-        <w:rPr>
-          <w:rFonts w:ascii="Arial" w:hAnsi="Arial"/>
-          <w:b/>
-          <w:color w:val="111111"/>
-          <w:sz w:val="20"/>
-        </w:rPr>
-        <w:t>Django REST Framework</w:t>
-      </w:r>
-      <w:r>
-        <w:rPr>
-          <w:rFonts w:ascii="Arial" w:hAnsi="Arial"/>
-          <w:color w:val="333333"/>
-          <w:sz w:val="20"/>
-        </w:rPr>
-        <w:t xml:space="preserve"> to </w:t>
-      </w:r>
-      <w:r>
-        <w:rPr>
-          <w:rFonts w:ascii="Arial" w:hAnsi="Arial"/>
-          <w:b/>
-          <w:color w:val="111111"/>
-          <w:sz w:val="20"/>
-        </w:rPr>
-        <w:t>500,000+ daily transactions</w:t>
-      </w:r>
-      <w:r>
-        <w:rPr>
-          <w:rFonts w:ascii="Arial" w:hAnsi="Arial"/>
-          <w:color w:val="333333"/>
-          <w:sz w:val="20"/>
-        </w:rPr>
-        <w:t xml:space="preserve"> at a </w:t>
-      </w:r>
-      <w:r>
-        <w:rPr>
-          <w:rFonts w:ascii="Arial" w:hAnsi="Arial"/>
-          <w:b/>
-          <w:color w:val="111111"/>
-          <w:sz w:val="20"/>
-        </w:rPr>
-        <w:t>99% success rate</w:t>
-      </w:r>
-      <w:r>
-        <w:rPr>
-          <w:rFonts w:ascii="Arial" w:hAnsi="Arial"/>
-          <w:color w:val="333333"/>
-          <w:sz w:val="20"/>
-        </w:rPr>
-        <w:t>.</w:t>
+        <w:t xml:space="preserve"> microservices behind a versioned REST gateway.</w:t>
       </w:r>
     </w:p>
     <w:p>
@@ -386,7 +559,7 @@
           <w:color w:val="333333"/>
           <w:sz w:val="20"/>
         </w:rPr>
-        <w:t xml:space="preserve"> with </w:t>
+        <w:t xml:space="preserve">, by issuing </w:t>
       </w:r>
       <w:r>
         <w:rPr>
@@ -403,7 +576,7 @@
           <w:color w:val="333333"/>
           <w:sz w:val="20"/>
         </w:rPr>
-        <w:t xml:space="preserve">, </w:t>
+        <w:t xml:space="preserve"> access/refresh pairs with </w:t>
       </w:r>
       <w:r>
         <w:rPr>
@@ -420,39 +593,7 @@
           <w:color w:val="333333"/>
           <w:sz w:val="20"/>
         </w:rPr>
-        <w:t xml:space="preserve"> and OTP verification.</w:t>
-      </w:r>
-    </w:p>
-    <w:p>
-      <w:pPr>
-        <w:pStyle w:val="ListBullet"/>
-        <w:spacing w:before="0" w:after="40"/>
-        <w:ind w:left="288"/>
-      </w:pPr>
-      <w:r>
-        <w:rPr>
-          <w:rFonts w:ascii="Arial" w:hAnsi="Arial"/>
-          <w:color w:val="333333"/>
-          <w:sz w:val="20"/>
-        </w:rPr>
-        <w:t xml:space="preserve">Pushed slow work off the request path with </w:t>
-      </w:r>
-      <w:r>
-        <w:rPr>
-          <w:rFonts w:ascii="Arial" w:hAnsi="Arial"/>
-          <w:b/>
-          <w:color w:val="111111"/>
-          <w:sz w:val="20"/>
-        </w:rPr>
-        <w:t>Celery</w:t>
-      </w:r>
-      <w:r>
-        <w:rPr>
-          <w:rFonts w:ascii="Arial" w:hAnsi="Arial"/>
-          <w:color w:val="333333"/>
-          <w:sz w:val="20"/>
-        </w:rPr>
-        <w:t xml:space="preserve"> and </w:t>
+        <w:t xml:space="preserve"> claims and caching OTP verification state in </w:t>
       </w:r>
       <w:r>
         <w:rPr>
@@ -462,138 +603,6 @@
           <w:sz w:val="20"/>
         </w:rPr>
         <w:t>Redis</w:t>
-      </w:r>
-      <w:r>
-        <w:rPr>
-          <w:rFonts w:ascii="Arial" w:hAnsi="Arial"/>
-          <w:color w:val="333333"/>
-          <w:sz w:val="20"/>
-        </w:rPr>
-        <w:t xml:space="preserve">, clearing </w:t>
-      </w:r>
-      <w:r>
-        <w:rPr>
-          <w:rFonts w:ascii="Arial" w:hAnsi="Arial"/>
-          <w:b/>
-          <w:color w:val="111111"/>
-          <w:sz w:val="20"/>
-        </w:rPr>
-        <w:t>35%</w:t>
-      </w:r>
-      <w:r>
-        <w:rPr>
-          <w:rFonts w:ascii="Arial" w:hAnsi="Arial"/>
-          <w:color w:val="333333"/>
-          <w:sz w:val="20"/>
-        </w:rPr>
-        <w:t xml:space="preserve"> of the backlog that showed up at peak traffic.</w:t>
-      </w:r>
-    </w:p>
-    <w:p>
-      <w:pPr>
-        <w:pStyle w:val="ListBullet"/>
-        <w:spacing w:before="0" w:after="40"/>
-        <w:ind w:left="288"/>
-      </w:pPr>
-      <w:r>
-        <w:rPr>
-          <w:rFonts w:ascii="Arial" w:hAnsi="Arial"/>
-          <w:color w:val="333333"/>
-          <w:sz w:val="20"/>
-        </w:rPr>
-        <w:t xml:space="preserve">Partitioned and indexed the </w:t>
-      </w:r>
-      <w:r>
-        <w:rPr>
-          <w:rFonts w:ascii="Arial" w:hAnsi="Arial"/>
-          <w:b/>
-          <w:color w:val="111111"/>
-          <w:sz w:val="20"/>
-        </w:rPr>
-        <w:t>PostgreSQL</w:t>
-      </w:r>
-      <w:r>
-        <w:rPr>
-          <w:rFonts w:ascii="Arial" w:hAnsi="Arial"/>
-          <w:color w:val="333333"/>
-          <w:sz w:val="20"/>
-        </w:rPr>
-        <w:t xml:space="preserve"> and </w:t>
-      </w:r>
-      <w:r>
-        <w:rPr>
-          <w:rFonts w:ascii="Arial" w:hAnsi="Arial"/>
-          <w:b/>
-          <w:color w:val="111111"/>
-          <w:sz w:val="20"/>
-        </w:rPr>
-        <w:t>MySQL</w:t>
-      </w:r>
-      <w:r>
-        <w:rPr>
-          <w:rFonts w:ascii="Arial" w:hAnsi="Arial"/>
-          <w:color w:val="333333"/>
-          <w:sz w:val="20"/>
-        </w:rPr>
-        <w:t xml:space="preserve"> schemas, taking transaction query latency down </w:t>
-      </w:r>
-      <w:r>
-        <w:rPr>
-          <w:rFonts w:ascii="Arial" w:hAnsi="Arial"/>
-          <w:b/>
-          <w:color w:val="111111"/>
-          <w:sz w:val="20"/>
-        </w:rPr>
-        <w:t>45%</w:t>
-      </w:r>
-      <w:r>
-        <w:rPr>
-          <w:rFonts w:ascii="Arial" w:hAnsi="Arial"/>
-          <w:color w:val="333333"/>
-          <w:sz w:val="20"/>
-        </w:rPr>
-        <w:t>.</w:t>
-      </w:r>
-    </w:p>
-    <w:p>
-      <w:pPr>
-        <w:pStyle w:val="ListBullet"/>
-        <w:spacing w:before="0" w:after="40"/>
-        <w:ind w:left="288"/>
-      </w:pPr>
-      <w:r>
-        <w:rPr>
-          <w:rFonts w:ascii="Arial" w:hAnsi="Arial"/>
-          <w:color w:val="333333"/>
-          <w:sz w:val="20"/>
-        </w:rPr>
-        <w:t xml:space="preserve">Streamed live transaction status over </w:t>
-      </w:r>
-      <w:r>
-        <w:rPr>
-          <w:rFonts w:ascii="Arial" w:hAnsi="Arial"/>
-          <w:b/>
-          <w:color w:val="111111"/>
-          <w:sz w:val="20"/>
-        </w:rPr>
-        <w:t>FastAPI WebSockets</w:t>
-      </w:r>
-      <w:r>
-        <w:rPr>
-          <w:rFonts w:ascii="Arial" w:hAnsi="Arial"/>
-          <w:color w:val="333333"/>
-          <w:sz w:val="20"/>
-        </w:rPr>
-        <w:t xml:space="preserve"> — updates land in under </w:t>
-      </w:r>
-      <w:r>
-        <w:rPr>
-          <w:rFonts w:ascii="Arial" w:hAnsi="Arial"/>
-          <w:b/>
-          <w:color w:val="111111"/>
-          <w:sz w:val="20"/>
-        </w:rPr>
-        <w:t>500ms</w:t>
       </w:r>
       <w:r>
         <w:rPr>
@@ -631,7 +640,24 @@
           <w:color w:val="333333"/>
           <w:sz w:val="20"/>
         </w:rPr>
-        <w:t xml:space="preserve">Built a workforce telemetry and geofencing system on </w:t>
+        <w:t xml:space="preserve">Built a workforce telemetry and geofencing system for </w:t>
+      </w:r>
+      <w:r>
+        <w:rPr>
+          <w:rFonts w:ascii="Arial" w:hAnsi="Arial"/>
+          <w:b/>
+          <w:color w:val="111111"/>
+          <w:sz w:val="20"/>
+        </w:rPr>
+        <w:t>1,000+ field agents</w:t>
+      </w:r>
+      <w:r>
+        <w:rPr>
+          <w:rFonts w:ascii="Arial" w:hAnsi="Arial"/>
+          <w:color w:val="333333"/>
+          <w:sz w:val="20"/>
+        </w:rPr>
+        <w:t xml:space="preserve"> end to end, on </w:t>
       </w:r>
       <w:r>
         <w:rPr>
@@ -665,7 +691,7 @@
           <w:color w:val="333333"/>
           <w:sz w:val="20"/>
         </w:rPr>
-        <w:t xml:space="preserve"> for </w:t>
+        <w:t xml:space="preserve"> with </w:t>
       </w:r>
       <w:r>
         <w:rPr>
@@ -674,7 +700,7 @@
           <w:color w:val="111111"/>
           <w:sz w:val="20"/>
         </w:rPr>
-        <w:t>1,000+ field agents</w:t>
+        <w:t>Alembic</w:t>
       </w:r>
       <w:r>
         <w:rPr>
@@ -682,7 +708,7 @@
           <w:color w:val="333333"/>
           <w:sz w:val="20"/>
         </w:rPr>
-        <w:t>.</w:t>
+        <w:t xml:space="preserve"> migrations.</w:t>
       </w:r>
     </w:p>
     <w:p>
@@ -714,7 +740,7 @@
           <w:color w:val="333333"/>
           <w:sz w:val="20"/>
         </w:rPr>
-        <w:t xml:space="preserve"> on the GPS ingestion API while it absorbed </w:t>
+        <w:t xml:space="preserve"> while absorbing </w:t>
       </w:r>
       <w:r>
         <w:rPr>
@@ -731,7 +757,41 @@
           <w:color w:val="333333"/>
           <w:sz w:val="20"/>
         </w:rPr>
-        <w:t xml:space="preserve"> location pings.</w:t>
+        <w:t xml:space="preserve"> location pings, by batching writes through a </w:t>
+      </w:r>
+      <w:r>
+        <w:rPr>
+          <w:rFonts w:ascii="Arial" w:hAnsi="Arial"/>
+          <w:b/>
+          <w:color w:val="111111"/>
+          <w:sz w:val="20"/>
+        </w:rPr>
+        <w:t>Celery</w:t>
+      </w:r>
+      <w:r>
+        <w:rPr>
+          <w:rFonts w:ascii="Arial" w:hAnsi="Arial"/>
+          <w:color w:val="333333"/>
+          <w:sz w:val="20"/>
+        </w:rPr>
+        <w:t xml:space="preserve"> and </w:t>
+      </w:r>
+      <w:r>
+        <w:rPr>
+          <w:rFonts w:ascii="Arial" w:hAnsi="Arial"/>
+          <w:b/>
+          <w:color w:val="111111"/>
+          <w:sz w:val="20"/>
+        </w:rPr>
+        <w:t>Redis</w:t>
+      </w:r>
+      <w:r>
+        <w:rPr>
+          <w:rFonts w:ascii="Arial" w:hAnsi="Arial"/>
+          <w:color w:val="333333"/>
+          <w:sz w:val="20"/>
+        </w:rPr>
+        <w:t xml:space="preserve"> ingestion pipeline.</w:t>
       </w:r>
     </w:p>
     <w:p>
@@ -746,7 +806,24 @@
           <w:color w:val="333333"/>
           <w:sz w:val="20"/>
         </w:rPr>
-        <w:t xml:space="preserve">Wired the telemetry dashboard in </w:t>
+        <w:t xml:space="preserve">Brought dashboard load time down </w:t>
+      </w:r>
+      <w:r>
+        <w:rPr>
+          <w:rFonts w:ascii="Arial" w:hAnsi="Arial"/>
+          <w:b/>
+          <w:color w:val="111111"/>
+          <w:sz w:val="20"/>
+        </w:rPr>
+        <w:t>30%</w:t>
+      </w:r>
+      <w:r>
+        <w:rPr>
+          <w:rFonts w:ascii="Arial" w:hAnsi="Arial"/>
+          <w:color w:val="333333"/>
+          <w:sz w:val="20"/>
+        </w:rPr>
+        <w:t xml:space="preserve">, by wiring the </w:t>
       </w:r>
       <w:r>
         <w:rPr>
@@ -763,7 +840,7 @@
           <w:color w:val="333333"/>
           <w:sz w:val="20"/>
         </w:rPr>
-        <w:t xml:space="preserve"> to FastAPI WebSocket endpoints, </w:t>
+        <w:t xml:space="preserve"> telemetry view to </w:t>
       </w:r>
       <w:r>
         <w:rPr>
@@ -772,7 +849,7 @@
           <w:color w:val="111111"/>
           <w:sz w:val="20"/>
         </w:rPr>
-        <w:t>30%</w:t>
+        <w:t>FastAPI WebSocket</w:t>
       </w:r>
       <w:r>
         <w:rPr>
@@ -780,7 +857,7 @@
           <w:color w:val="333333"/>
           <w:sz w:val="20"/>
         </w:rPr>
-        <w:t xml:space="preserve"> quicker to load.</w:t>
+        <w:t xml:space="preserve"> endpoints instead of polling.</w:t>
       </w:r>
     </w:p>
     <w:p>
@@ -801,6 +878,193 @@
         <w:t>SELECTED PROJECTS</w:t>
       </w:r>
     </w:p>
+    <w:tbl>
+      <w:tblPr>
+        <w:tblW w:type="auto" w:w="0"/>
+        <w:tblLayout w:type="fixed"/>
+        <w:tblLook w:firstColumn="1" w:firstRow="1" w:lastColumn="0" w:lastRow="0" w:noHBand="0" w:noVBand="1" w:val="04A0"/>
+      </w:tblPr>
+      <w:tblGrid>
+        <w:gridCol w:w="5400"/>
+        <w:gridCol w:w="5400"/>
+      </w:tblGrid>
+      <w:tr>
+        <w:tc>
+          <w:tcPr>
+            <w:tcW w:type="dxa" w:w="5400"/>
+          </w:tcPr>
+          <w:p>
+            <w:pPr>
+              <w:spacing w:before="0" w:after="0"/>
+            </w:pPr>
+          </w:p>
+          <w:p>
+            <w:pPr>
+              <w:spacing w:before="120" w:after="120"/>
+            </w:pPr>
+            <w:r>
+              <w:rPr>
+                <w:rFonts w:ascii="Arial" w:hAnsi="Arial"/>
+                <w:b/>
+                <w:color w:val="1A1A1A"/>
+                <w:sz w:val="21"/>
+              </w:rPr>
+              <w:t>DigiPay API Platform</w:t>
+              <w:br/>
+            </w:r>
+            <w:r>
+              <w:rPr>
+                <w:rFonts w:ascii="Arial" w:hAnsi="Arial"/>
+                <w:color w:val="333333"/>
+                <w:sz w:val="19"/>
+              </w:rPr>
+              <w:t>FastAPI service with versioned routers, correlation-ID request tracing, auth and rate-limit middleware and a documented deprecation policy, packaged with Docker and a CI pipeline. github.com/GitHub-akhilesh/Django_apis_digipay</w:t>
+              <w:br/>
+            </w:r>
+            <w:r>
+              <w:rPr>
+                <w:rFonts w:ascii="Arial" w:hAnsi="Arial"/>
+                <w:i/>
+                <w:color w:val="718096"/>
+                <w:sz w:val="17"/>
+              </w:rPr>
+              <w:t>Python / FastAPI / PostgreSQL / Docker / GitHub Actions</w:t>
+            </w:r>
+          </w:p>
+        </w:tc>
+        <w:tc>
+          <w:tcPr>
+            <w:tcW w:type="dxa" w:w="5400"/>
+          </w:tcPr>
+          <w:p>
+            <w:pPr>
+              <w:spacing w:before="0" w:after="0"/>
+            </w:pPr>
+          </w:p>
+          <w:p>
+            <w:pPr>
+              <w:spacing w:before="120" w:after="120"/>
+            </w:pPr>
+            <w:r>
+              <w:rPr>
+                <w:rFonts w:ascii="Arial" w:hAnsi="Arial"/>
+                <w:b/>
+                <w:color w:val="1A1A1A"/>
+                <w:sz w:val="21"/>
+              </w:rPr>
+              <w:t>Polyglot Task Microservices</w:t>
+              <w:br/>
+            </w:r>
+            <w:r>
+              <w:rPr>
+                <w:rFonts w:ascii="Arial" w:hAnsi="Arial"/>
+                <w:color w:val="333333"/>
+                <w:sz w:val="19"/>
+              </w:rPr>
+              <w:t>Django REST API, Flask utility service and FastAPI notification service running side by side under Docker Compose with Kubernetes manifests, fronted by a React web client. github.com/GitHub-akhilesh/To-do-list-app</w:t>
+              <w:br/>
+            </w:r>
+            <w:r>
+              <w:rPr>
+                <w:rFonts w:ascii="Arial" w:hAnsi="Arial"/>
+                <w:i/>
+                <w:color w:val="718096"/>
+                <w:sz w:val="17"/>
+              </w:rPr>
+              <w:t>Python / Django / Flask / FastAPI / Docker / Kubernetes</w:t>
+            </w:r>
+          </w:p>
+        </w:tc>
+      </w:tr>
+      <w:tr>
+        <w:tc>
+          <w:tcPr>
+            <w:tcW w:type="dxa" w:w="5400"/>
+          </w:tcPr>
+          <w:p>
+            <w:pPr>
+              <w:spacing w:before="0" w:after="0"/>
+            </w:pPr>
+          </w:p>
+          <w:p>
+            <w:pPr>
+              <w:spacing w:before="120" w:after="120"/>
+            </w:pPr>
+            <w:r>
+              <w:rPr>
+                <w:rFonts w:ascii="Arial" w:hAnsi="Arial"/>
+                <w:b/>
+                <w:color w:val="1A1A1A"/>
+                <w:sz w:val="21"/>
+              </w:rPr>
+              <w:t>Facial Recognition Attendance System</w:t>
+              <w:br/>
+            </w:r>
+            <w:r>
+              <w:rPr>
+                <w:rFonts w:ascii="Arial" w:hAnsi="Arial"/>
+                <w:color w:val="333333"/>
+                <w:sz w:val="19"/>
+              </w:rPr>
+              <w:t>Automated attendance capture in Python using OpenCV Haar Cascade and LBPH recognition, with MySQL persistence and Pandas-generated Excel reports. github.com/GitHub-akhilesh/automatic-attendance-through-face-detection</w:t>
+              <w:br/>
+            </w:r>
+            <w:r>
+              <w:rPr>
+                <w:rFonts w:ascii="Arial" w:hAnsi="Arial"/>
+                <w:i/>
+                <w:color w:val="718096"/>
+                <w:sz w:val="17"/>
+              </w:rPr>
+              <w:t>Python / OpenCV / Pandas / Tkinter / MySQL</w:t>
+            </w:r>
+          </w:p>
+        </w:tc>
+        <w:tc>
+          <w:tcPr>
+            <w:tcW w:type="dxa" w:w="5400"/>
+          </w:tcPr>
+          <w:p>
+            <w:pPr>
+              <w:spacing w:before="0" w:after="0"/>
+            </w:pPr>
+          </w:p>
+          <w:p>
+            <w:pPr>
+              <w:spacing w:before="120" w:after="120"/>
+            </w:pPr>
+            <w:r>
+              <w:rPr>
+                <w:rFonts w:ascii="Arial" w:hAnsi="Arial"/>
+                <w:b/>
+                <w:color w:val="1A1A1A"/>
+                <w:sz w:val="21"/>
+              </w:rPr>
+              <w:t>Async Telemetry Ingestion &amp; Reporting Service</w:t>
+              <w:br/>
+            </w:r>
+            <w:r>
+              <w:rPr>
+                <w:rFonts w:ascii="Arial" w:hAnsi="Arial"/>
+                <w:color w:val="333333"/>
+                <w:sz w:val="19"/>
+              </w:rPr>
+              <w:t>FastAPI ingestion service with Celery and Redis task queues writing to partitioned PostgreSQL tables, plus Pandas reporting jobs over aggregated telemetry.</w:t>
+              <w:br/>
+            </w:r>
+            <w:r>
+              <w:rPr>
+                <w:rFonts w:ascii="Arial" w:hAnsi="Arial"/>
+                <w:i/>
+                <w:color w:val="718096"/>
+                <w:sz w:val="17"/>
+              </w:rPr>
+              <w:t>Python / FastAPI / Celery / Redis / PostgreSQL / Pandas</w:t>
+            </w:r>
+          </w:p>
+        </w:tc>
+      </w:tr>
+    </w:tbl>
     <w:p>
       <w:pPr>
         <w:keepNext/>
@@ -921,7 +1185,7 @@
                 <w:color w:val="333333"/>
                 <w:sz w:val="19"/>
               </w:rPr>
-              <w:t>Graduated with First Class Honors, maintaining top academic rank.</w:t>
+              <w:t>First Class Honors, B.Tech. — top academic rank in cohort.</w:t>
             </w:r>
           </w:p>
           <w:p>
@@ -936,7 +1200,7 @@
                 <w:color w:val="333333"/>
                 <w:sz w:val="19"/>
               </w:rPr>
-              <w:t>Earned a 4-Star Gold Badge in SQL on HackerRank.</w:t>
+              <w:t>HackerRank 4-Star Gold badge in SQL.</w:t>
             </w:r>
           </w:p>
         </w:tc>

--- a/downloads/Akhilesh_Mishra_Python_Full_Stack_Classic.docx
+++ b/downloads/Akhilesh_Mishra_Python_Full_Stack_Classic.docx
@@ -200,6 +200,33 @@
           <w:sz w:val="23"/>
         </w:rPr>
         <w:t>EXPERIENCE</w:t>
+      </w:r>
+    </w:p>
+    <w:p>
+      <w:pPr>
+        <w:keepNext/>
+        <w:spacing w:before="120" w:after="20"/>
+      </w:pPr>
+      <w:r>
+        <w:rPr>
+          <w:rFonts w:ascii="Arial" w:hAnsi="Arial"/>
+          <w:b/>
+          <w:color w:val="1A1A1A"/>
+          <w:sz w:val="21"/>
+        </w:rPr>
+        <w:t>Software Development Engineer</w:t>
+      </w:r>
+      <w:r>
+        <w:t xml:space="preserve">   |   </w:t>
+      </w:r>
+      <w:r>
+        <w:rPr>
+          <w:rFonts w:ascii="Arial" w:hAnsi="Arial"/>
+          <w:b/>
+          <w:color w:val="0056B3"/>
+          <w:sz w:val="21"/>
+        </w:rPr>
+        <w:t>CSC e-Governance Services India Ltd. — India's national digital services platform, 2M+ users</w:t>
       </w:r>
     </w:p>
     <w:p>
@@ -611,6 +638,33 @@
           <w:sz w:val="20"/>
         </w:rPr>
         <w:t>.</w:t>
+      </w:r>
+    </w:p>
+    <w:p>
+      <w:pPr>
+        <w:keepNext/>
+        <w:spacing w:before="120" w:after="20"/>
+      </w:pPr>
+      <w:r>
+        <w:rPr>
+          <w:rFonts w:ascii="Arial" w:hAnsi="Arial"/>
+          <w:b/>
+          <w:color w:val="1A1A1A"/>
+          <w:sz w:val="21"/>
+        </w:rPr>
+        <w:t>Software Engineer</w:t>
+      </w:r>
+      <w:r>
+        <w:t xml:space="preserve">   |   </w:t>
+      </w:r>
+      <w:r>
+        <w:rPr>
+          <w:rFonts w:ascii="Arial" w:hAnsi="Arial"/>
+          <w:b/>
+          <w:color w:val="0056B3"/>
+          <w:sz w:val="21"/>
+        </w:rPr>
+        <w:t>Contract engagement — field-workforce logistics, 1,000+ agents</w:t>
       </w:r>
     </w:p>
     <w:p>
@@ -1142,13 +1196,7 @@
                 <w:color w:val="333333"/>
                 <w:sz w:val="19"/>
               </w:rPr>
-              <w:t>Database Systems &amp; SQL Certification</w:t>
-              <w:br/>
-              <w:t xml:space="preserve">                        Data Structures &amp; Algorithms Certification</w:t>
-              <w:br/>
-              <w:t xml:space="preserve">                        IIT Kanpur Cyber Security Certification</w:t>
-              <w:br/>
-              <w:t xml:space="preserve">                        Advanced MERN Stack Developer Certification</w:t>
+              <w:t>IIT Kanpur Cyber Security Certification</w:t>
             </w:r>
           </w:p>
         </w:tc>
@@ -1171,21 +1219,6 @@
                 <w:sz w:val="22"/>
               </w:rPr>
               <w:t>ACHIEVEMENTS</w:t>
-            </w:r>
-          </w:p>
-          <w:p>
-            <w:pPr>
-              <w:pStyle w:val="ListBullet"/>
-              <w:spacing w:before="0" w:after="40"/>
-              <w:ind w:left="288"/>
-            </w:pPr>
-            <w:r>
-              <w:rPr>
-                <w:rFonts w:ascii="Arial" w:hAnsi="Arial"/>
-                <w:color w:val="333333"/>
-                <w:sz w:val="19"/>
-              </w:rPr>
-              <w:t>First Class Honors, B.Tech. — top academic rank in cohort.</w:t>
             </w:r>
           </w:p>
           <w:p>

--- a/downloads/Akhilesh_Mishra_Python_Full_Stack_Classic.docx
+++ b/downloads/Akhilesh_Mishra_Python_Full_Stack_Classic.docx
@@ -75,7 +75,7 @@
           <w:color w:val="333333"/>
           <w:sz w:val="20"/>
         </w:rPr>
-        <w:t>500,000+ transactions a day for 2 million+ users on India national e-governance platforms, served by Django REST Framework and async FastAPI services. Took transaction query p95 down 45% by partitioning and indexing PostgreSQL, cleared 35% of the peak backlog onto Celery and Redis workers, and streams live status over WebSockets in under 500ms. Reads the query plan before adding the index.</w:t>
+        <w:t>Python backend engineer, 3+ years on services clearing 500,000+ transactions a day for 2 million+ users, served by Django REST Framework and async FastAPI services. Took transaction query p95 down 45% by partitioning and indexing PostgreSQL, cleared 35% of the peak backlog onto Celery and Redis workers, and streams live status over WebSockets in under 500ms. Reads the query plan before adding the index.</w:t>
       </w:r>
     </w:p>
     <w:p>
